--- a/dist/exports/kcet-circular-motion_revision_notes.docx
+++ b/dist/exports/kcet-circular-motion_revision_notes.docx
@@ -189,7 +189,7 @@
                 <w:color w:val="2D3748"/>
                 <w:sz w:val="19"/>
               </w:rPr>
-              <w:t>Kcet Circular Motion - Core Application</w:t>
+              <w:t>Circular Motion — Standard Calculations &amp; Problem Archetypes</w:t>
             </w:r>
           </w:p>
         </w:tc>
@@ -209,7 +209,7 @@
               <w:rPr>
                 <w:sz w:val="19"/>
               </w:rPr>
-              <w:t>7 PYQs</w:t>
+              <w:t>6 PYQs</w:t>
             </w:r>
           </w:p>
         </w:tc>
@@ -230,7 +230,181 @@
                 <w:color w:val="718096"/>
                 <w:sz w:val="19"/>
               </w:rPr>
-              <w:t>General Concept</w:t>
+              <w:t>Quantitative Analysis</w:t>
+            </w:r>
+          </w:p>
+        </w:tc>
+      </w:tr>
+      <w:tr>
+        <w:tc>
+          <w:tcPr>
+            <w:tcW w:type="dxa" w:w="2160"/>
+            <w:shd w:fill="FFFFFF"/>
+            <w:tcMar>
+              <w:top w:w="80" w:type="dxa"/>
+              <w:bottom w:w="80" w:type="dxa"/>
+              <w:left w:w="150" w:type="dxa"/>
+              <w:right w:w="150" w:type="dxa"/>
+            </w:tcMar>
+          </w:tcPr>
+          <w:p>
+            <w:r>
+              <w:rPr>
+                <w:b/>
+                <w:color w:val="718096"/>
+                <w:sz w:val="19"/>
+              </w:rPr>
+              <w:t>Moderate</w:t>
+            </w:r>
+          </w:p>
+        </w:tc>
+        <w:tc>
+          <w:tcPr>
+            <w:tcW w:type="dxa" w:w="4320"/>
+            <w:shd w:fill="FFFFFF"/>
+            <w:tcMar>
+              <w:top w:w="80" w:type="dxa"/>
+              <w:bottom w:w="80" w:type="dxa"/>
+              <w:left w:w="150" w:type="dxa"/>
+              <w:right w:w="150" w:type="dxa"/>
+            </w:tcMar>
+          </w:tcPr>
+          <w:p>
+            <w:r>
+              <w:rPr>
+                <w:b/>
+                <w:color w:val="2D3748"/>
+                <w:sz w:val="19"/>
+              </w:rPr>
+              <w:t>Circular Motion — Core Principles &amp; Governing Laws</w:t>
+            </w:r>
+          </w:p>
+        </w:tc>
+        <w:tc>
+          <w:tcPr>
+            <w:tcW w:type="dxa" w:w="1728"/>
+            <w:shd w:fill="FFFFFF"/>
+            <w:tcMar>
+              <w:top w:w="80" w:type="dxa"/>
+              <w:bottom w:w="80" w:type="dxa"/>
+              <w:left w:w="150" w:type="dxa"/>
+              <w:right w:w="150" w:type="dxa"/>
+            </w:tcMar>
+          </w:tcPr>
+          <w:p>
+            <w:r>
+              <w:rPr>
+                <w:sz w:val="19"/>
+              </w:rPr>
+              <w:t>4 PYQs</w:t>
+            </w:r>
+          </w:p>
+        </w:tc>
+        <w:tc>
+          <w:tcPr>
+            <w:tcW w:type="dxa" w:w="1872"/>
+            <w:shd w:fill="FFFFFF"/>
+            <w:tcMar>
+              <w:top w:w="80" w:type="dxa"/>
+              <w:bottom w:w="80" w:type="dxa"/>
+              <w:left w:w="150" w:type="dxa"/>
+              <w:right w:w="150" w:type="dxa"/>
+            </w:tcMar>
+          </w:tcPr>
+          <w:p>
+            <w:r>
+              <w:rPr>
+                <w:color w:val="718096"/>
+                <w:sz w:val="19"/>
+              </w:rPr>
+              <w:t>Core Principle</w:t>
+            </w:r>
+          </w:p>
+        </w:tc>
+      </w:tr>
+      <w:tr>
+        <w:tc>
+          <w:tcPr>
+            <w:tcW w:type="dxa" w:w="2160"/>
+            <w:shd w:fill="F7FAFC"/>
+            <w:tcMar>
+              <w:top w:w="80" w:type="dxa"/>
+              <w:bottom w:w="80" w:type="dxa"/>
+              <w:left w:w="150" w:type="dxa"/>
+              <w:right w:w="150" w:type="dxa"/>
+            </w:tcMar>
+          </w:tcPr>
+          <w:p>
+            <w:r>
+              <w:rPr>
+                <w:b/>
+                <w:color w:val="718096"/>
+                <w:sz w:val="19"/>
+              </w:rPr>
+              <w:t>Standard</w:t>
+            </w:r>
+          </w:p>
+        </w:tc>
+        <w:tc>
+          <w:tcPr>
+            <w:tcW w:type="dxa" w:w="4320"/>
+            <w:shd w:fill="F7FAFC"/>
+            <w:tcMar>
+              <w:top w:w="80" w:type="dxa"/>
+              <w:bottom w:w="80" w:type="dxa"/>
+              <w:left w:w="150" w:type="dxa"/>
+              <w:right w:w="150" w:type="dxa"/>
+            </w:tcMar>
+          </w:tcPr>
+          <w:p>
+            <w:r>
+              <w:rPr>
+                <w:b/>
+                <w:color w:val="2D3748"/>
+                <w:sz w:val="19"/>
+              </w:rPr>
+              <w:t>Circular Motion — Applied Cases, Reactions &amp; Traps</w:t>
+            </w:r>
+          </w:p>
+        </w:tc>
+        <w:tc>
+          <w:tcPr>
+            <w:tcW w:type="dxa" w:w="1728"/>
+            <w:shd w:fill="F7FAFC"/>
+            <w:tcMar>
+              <w:top w:w="80" w:type="dxa"/>
+              <w:bottom w:w="80" w:type="dxa"/>
+              <w:left w:w="150" w:type="dxa"/>
+              <w:right w:w="150" w:type="dxa"/>
+            </w:tcMar>
+          </w:tcPr>
+          <w:p>
+            <w:r>
+              <w:rPr>
+                <w:sz w:val="19"/>
+              </w:rPr>
+              <w:t>2 PYQs</w:t>
+            </w:r>
+          </w:p>
+        </w:tc>
+        <w:tc>
+          <w:tcPr>
+            <w:tcW w:type="dxa" w:w="1872"/>
+            <w:shd w:fill="F7FAFC"/>
+            <w:tcMar>
+              <w:top w:w="80" w:type="dxa"/>
+              <w:bottom w:w="80" w:type="dxa"/>
+              <w:left w:w="150" w:type="dxa"/>
+              <w:right w:w="150" w:type="dxa"/>
+            </w:tcMar>
+          </w:tcPr>
+          <w:p>
+            <w:r>
+              <w:rPr>
+                <w:color w:val="718096"/>
+                <w:sz w:val="19"/>
+              </w:rPr>
+              <w:t>Applied Topics</w:t>
             </w:r>
           </w:p>
         </w:tc>
@@ -311,6 +485,144 @@
           </w:p>
         </w:tc>
       </w:tr>
+      <w:tr>
+        <w:tc>
+          <w:tcPr>
+            <w:tcW w:type="dxa" w:w="3600"/>
+            <w:shd w:fill="F7FAFC"/>
+            <w:tcMar>
+              <w:top w:w="100" w:type="dxa"/>
+              <w:bottom w:w="100" w:type="dxa"/>
+              <w:left w:w="150" w:type="dxa"/>
+              <w:right w:w="150" w:type="dxa"/>
+            </w:tcMar>
+          </w:tcPr>
+          <w:p>
+            <w:r>
+              <w:rPr>
+                <w:b/>
+                <w:color w:val="1A365D"/>
+                <w:sz w:val="19"/>
+              </w:rPr>
+              <w:t>Circular Motion — Standard Calculations &amp; Problem Archetypes</w:t>
+            </w:r>
+          </w:p>
+        </w:tc>
+        <w:tc>
+          <w:tcPr>
+            <w:tcW w:type="dxa" w:w="6480"/>
+            <w:shd w:fill="F7FAFC"/>
+            <w:tcMar>
+              <w:top w:w="100" w:type="dxa"/>
+              <w:bottom w:w="100" w:type="dxa"/>
+              <w:left w:w="150" w:type="dxa"/>
+              <w:right w:w="150" w:type="dxa"/>
+            </w:tcMar>
+          </w:tcPr>
+          <w:p>
+            <w:r>
+              <w:rPr>
+                <w:rFonts w:ascii="Cambria Math" w:hAnsi="Cambria Math"/>
+                <w:color w:val="2D3748"/>
+                <w:sz w:val="19"/>
+              </w:rPr>
+              <w:t>10ms^{-1}, \quad r=10m, \quad \frac{r_{2}}{r_{1}}=(\frac{\omega_{1}}{\omega_{2}})^{2}</w:t>
+            </w:r>
+          </w:p>
+        </w:tc>
+      </w:tr>
+      <w:tr>
+        <w:tc>
+          <w:tcPr>
+            <w:tcW w:type="dxa" w:w="3600"/>
+            <w:shd w:fill="FFFFFF"/>
+            <w:tcMar>
+              <w:top w:w="100" w:type="dxa"/>
+              <w:bottom w:w="100" w:type="dxa"/>
+              <w:left w:w="150" w:type="dxa"/>
+              <w:right w:w="150" w:type="dxa"/>
+            </w:tcMar>
+          </w:tcPr>
+          <w:p>
+            <w:r>
+              <w:rPr>
+                <w:b/>
+                <w:color w:val="1A365D"/>
+                <w:sz w:val="19"/>
+              </w:rPr>
+              <w:t>Circular Motion — Core Principles &amp; Governing Laws</w:t>
+            </w:r>
+          </w:p>
+        </w:tc>
+        <w:tc>
+          <w:tcPr>
+            <w:tcW w:type="dxa" w:w="6480"/>
+            <w:shd w:fill="FFFFFF"/>
+            <w:tcMar>
+              <w:top w:w="100" w:type="dxa"/>
+              <w:bottom w:w="100" w:type="dxa"/>
+              <w:left w:w="150" w:type="dxa"/>
+              <w:right w:w="150" w:type="dxa"/>
+            </w:tcMar>
+          </w:tcPr>
+          <w:p>
+            <w:r>
+              <w:rPr>
+                <w:rFonts w:ascii="Cambria Math" w:hAnsi="Cambria Math"/>
+                <w:color w:val="2D3748"/>
+                <w:sz w:val="19"/>
+              </w:rPr>
+              <w:t>2ms^{-1}, \quad (x-2)^{2}+y^{2}=25</w:t>
+            </w:r>
+          </w:p>
+        </w:tc>
+      </w:tr>
+      <w:tr>
+        <w:tc>
+          <w:tcPr>
+            <w:tcW w:type="dxa" w:w="3600"/>
+            <w:shd w:fill="F7FAFC"/>
+            <w:tcMar>
+              <w:top w:w="100" w:type="dxa"/>
+              <w:bottom w:w="100" w:type="dxa"/>
+              <w:left w:w="150" w:type="dxa"/>
+              <w:right w:w="150" w:type="dxa"/>
+            </w:tcMar>
+          </w:tcPr>
+          <w:p>
+            <w:r>
+              <w:rPr>
+                <w:b/>
+                <w:color w:val="1A365D"/>
+                <w:sz w:val="19"/>
+              </w:rPr>
+              <w:t>Circular Motion — Applied Cases, Reactions &amp; Traps</w:t>
+            </w:r>
+          </w:p>
+        </w:tc>
+        <w:tc>
+          <w:tcPr>
+            <w:tcW w:type="dxa" w:w="6480"/>
+            <w:shd w:fill="F7FAFC"/>
+            <w:tcMar>
+              <w:top w:w="100" w:type="dxa"/>
+              <w:bottom w:w="100" w:type="dxa"/>
+              <w:left w:w="150" w:type="dxa"/>
+              <w:right w:w="150" w:type="dxa"/>
+            </w:tcMar>
+          </w:tcPr>
+          <w:p>
+            <w:r>
+              <w:rPr>
+                <w:rFonts w:ascii="Cambria Math" w:hAnsi="Cambria Math"/>
+                <w:color w:val="2D3748"/>
+                <w:sz w:val="19"/>
+              </w:rPr>
+              <w:t>mr\omega^{2}=\mu mg, \quad \frac{r_{2}}{r_{1}}=(\frac{\omega_{1}}{\omega_{2}})^{2}</w:t>
+            </w:r>
+          </w:p>
+        </w:tc>
+      </w:tr>
     </w:tbl>
     <w:p>
       <w:pPr>
@@ -338,7 +650,7 @@
           <w:color w:val="2B6CB0"/>
           <w:sz w:val="24"/>
         </w:rPr>
-        <w:t>3.1 Kcet Circular Motion - Core Application (Moderate Yield — 7 PYQs)</w:t>
+        <w:t>3.1 Circular Motion — Standard Calculations &amp; Problem Archetypes (Moderate Yield — 6 PYQs)</w:t>
       </w:r>
     </w:p>
     <w:p>
@@ -353,7 +665,7 @@
         <w:rPr>
           <w:sz w:val="20"/>
         </w:rPr>
-        <w:t>Key problem pattern in Kcet Circular Motion.</w:t>
+        <w:t>Quantitative numerical problem-solving techniques and standard question patterns frequently seen in Circular Motion.</w:t>
       </w:r>
     </w:p>
     <w:tbl>
@@ -391,7 +703,7 @@
                 <w:color w:val="2D3748"/>
                 <w:sz w:val="19"/>
               </w:rPr>
-              <w:t>Watch for algebraic and sign errors.</w:t>
+              <w:t>Watch for algebraic rounding, stoichiometric balancing, and boundary condition checks.</w:t>
             </w:r>
           </w:p>
         </w:tc>
@@ -432,7 +744,7 @@
                 <w:color w:val="2D3748"/>
                 <w:sz w:val="19"/>
               </w:rPr>
-              <w:t>Verify dimensions and boundary conditions.</w:t>
+              <w:t>Dimensional consistency checks and ratio comparisons can quickly eliminate incorrect options.</w:t>
             </w:r>
           </w:p>
         </w:tc>
@@ -522,6 +834,395 @@
           <w:sz w:val="18"/>
         </w:rPr>
         <w:t xml:space="preserve">"A particle is in uniform circular motion, related to one complete revolution of the particle, which among the statements is incorrect?..."  </w:t>
+      </w:r>
+      <w:r>
+        <w:rPr>
+          <w:b/>
+          <w:color w:val="2B6CB0"/>
+          <w:sz w:val="18"/>
+        </w:rPr>
+        <w:t>[Ans: N/A]</w:t>
+      </w:r>
+    </w:p>
+    <w:p>
+      <w:pPr>
+        <w:spacing w:after="120"/>
+      </w:pPr>
+    </w:p>
+    <w:p>
+      <w:pPr>
+        <w:pStyle w:val="Heading2"/>
+      </w:pPr>
+      <w:r>
+        <w:rPr>
+          <w:color w:val="2B6CB0"/>
+          <w:sz w:val="24"/>
+        </w:rPr>
+        <w:t>3.2 Circular Motion — Core Principles &amp; Governing Laws (Moderate Yield — 4 PYQs)</w:t>
+      </w:r>
+    </w:p>
+    <w:p>
+      <w:r>
+        <w:rPr>
+          <w:b/>
+          <w:sz w:val="20"/>
+        </w:rPr>
+        <w:t xml:space="preserve">Core Principle: </w:t>
+      </w:r>
+      <w:r>
+        <w:rPr>
+          <w:sz w:val="20"/>
+        </w:rPr>
+        <w:t>Fundamental definitions, core postulates, and governing physical/chemical relations in Circular Motion.</w:t>
+      </w:r>
+    </w:p>
+    <w:tbl>
+      <w:tblPr>
+        <w:tblW w:type="auto" w:w="0"/>
+        <w:jc w:val="center"/>
+        <w:tblLook w:firstColumn="1" w:firstRow="1" w:lastColumn="0" w:lastRow="0" w:noHBand="0" w:noVBand="1" w:val="04A0"/>
+      </w:tblPr>
+      <w:tblGrid>
+        <w:gridCol w:w="10080"/>
+      </w:tblGrid>
+      <w:tr>
+        <w:tc>
+          <w:tcPr>
+            <w:tcW w:type="dxa" w:w="10080"/>
+            <w:shd w:fill="FFF5F5"/>
+            <w:tcMar>
+              <w:top w:w="100" w:type="dxa"/>
+              <w:bottom w:w="100" w:type="dxa"/>
+              <w:left w:w="150" w:type="dxa"/>
+              <w:right w:w="150" w:type="dxa"/>
+            </w:tcMar>
+          </w:tcPr>
+          <w:p>
+            <w:r>
+              <w:rPr>
+                <w:b/>
+                <w:color w:val="C53030"/>
+                <w:sz w:val="19"/>
+              </w:rPr>
+              <w:t xml:space="preserve">⚠️ Common Trap / JEE Pitfall: </w:t>
+            </w:r>
+            <w:r>
+              <w:rPr>
+                <w:color w:val="2D3748"/>
+                <w:sz w:val="19"/>
+              </w:rPr>
+              <w:t>Carefully verify units, standard reference states, and sign conventions in Circular Motion.</w:t>
+            </w:r>
+          </w:p>
+        </w:tc>
+      </w:tr>
+    </w:tbl>
+    <w:tbl>
+      <w:tblPr>
+        <w:tblW w:type="auto" w:w="0"/>
+        <w:jc w:val="center"/>
+        <w:tblLook w:firstColumn="1" w:firstRow="1" w:lastColumn="0" w:lastRow="0" w:noHBand="0" w:noVBand="1" w:val="04A0"/>
+      </w:tblPr>
+      <w:tblGrid>
+        <w:gridCol w:w="10080"/>
+      </w:tblGrid>
+      <w:tr>
+        <w:tc>
+          <w:tcPr>
+            <w:tcW w:type="dxa" w:w="10080"/>
+            <w:shd w:fill="F0FFF4"/>
+            <w:tcMar>
+              <w:top w:w="100" w:type="dxa"/>
+              <w:bottom w:w="100" w:type="dxa"/>
+              <w:left w:w="150" w:type="dxa"/>
+              <w:right w:w="150" w:type="dxa"/>
+            </w:tcMar>
+          </w:tcPr>
+          <w:p>
+            <w:r>
+              <w:rPr>
+                <w:b/>
+                <w:color w:val="276749"/>
+                <w:sz w:val="19"/>
+              </w:rPr>
+              <w:t xml:space="preserve">💡 Speed Hack / Trick: </w:t>
+            </w:r>
+            <w:r>
+              <w:rPr>
+                <w:color w:val="2D3748"/>
+                <w:sz w:val="19"/>
+              </w:rPr>
+              <w:t>Focus on high-yield formulas and standard limiting approximations tested in Circular Motion PYQs.</w:t>
+            </w:r>
+          </w:p>
+        </w:tc>
+      </w:tr>
+    </w:tbl>
+    <w:p>
+      <w:pPr>
+        <w:spacing w:before="120" w:after="40"/>
+      </w:pPr>
+      <w:r>
+        <w:rPr>
+          <w:b/>
+          <w:color w:val="1A365D"/>
+          <w:sz w:val="19"/>
+        </w:rPr>
+        <w:t>Source PYQs testing this concept:</w:t>
+      </w:r>
+    </w:p>
+    <w:p>
+      <w:pPr>
+        <w:pStyle w:val="ListBullet"/>
+        <w:spacing w:after="40"/>
+      </w:pPr>
+      <w:r>
+        <w:rPr>
+          <w:b/>
+          <w:sz w:val="18"/>
+        </w:rPr>
+        <w:t xml:space="preserve">[2025 Shift] Q#1 (MCQ): </w:t>
+      </w:r>
+      <w:r>
+        <w:rPr>
+          <w:sz w:val="18"/>
+        </w:rPr>
+        <w:t xml:space="preserve">"A particle is in uniform circular motion. The equation of its trajectory is given by (x-2)^2+y^2=25 , where x and y are in meter. The ..."  </w:t>
+      </w:r>
+      <w:r>
+        <w:rPr>
+          <w:b/>
+          <w:color w:val="2B6CB0"/>
+          <w:sz w:val="18"/>
+        </w:rPr>
+        <w:t>[Ans: N/A]</w:t>
+      </w:r>
+    </w:p>
+    <w:p>
+      <w:pPr>
+        <w:pStyle w:val="ListBullet"/>
+        <w:spacing w:after="40"/>
+      </w:pPr>
+      <w:r>
+        <w:rPr>
+          <w:b/>
+          <w:sz w:val="18"/>
+        </w:rPr>
+        <w:t xml:space="preserve">[2023 Shift] Q#3 (MCQ): </w:t>
+      </w:r>
+      <w:r>
+        <w:rPr>
+          <w:sz w:val="18"/>
+        </w:rPr>
+        <w:t xml:space="preserve">"A particle is in uniform circular motion, related to one complete revolution of the particle, which among the statements is incorrect?..."  </w:t>
+      </w:r>
+      <w:r>
+        <w:rPr>
+          <w:b/>
+          <w:color w:val="2B6CB0"/>
+          <w:sz w:val="18"/>
+        </w:rPr>
+        <w:t>[Ans: N/A]</w:t>
+      </w:r>
+    </w:p>
+    <w:p>
+      <w:pPr>
+        <w:pStyle w:val="ListBullet"/>
+        <w:spacing w:after="40"/>
+      </w:pPr>
+      <w:r>
+        <w:rPr>
+          <w:b/>
+          <w:sz w:val="18"/>
+        </w:rPr>
+        <w:t xml:space="preserve">[2020 Shift] Q#2 (MCQ): </w:t>
+      </w:r>
+      <w:r>
+        <w:rPr>
+          <w:sz w:val="18"/>
+        </w:rPr>
+        <w:t xml:space="preserve">"One end of a string of length l is connected to a particle of mass m and the other to a small peg on a smooth horizontal table. If the p..."  </w:t>
+      </w:r>
+      <w:r>
+        <w:rPr>
+          <w:b/>
+          <w:color w:val="2B6CB0"/>
+          <w:sz w:val="18"/>
+        </w:rPr>
+        <w:t>[Ans: N/A]</w:t>
+      </w:r>
+    </w:p>
+    <w:p>
+      <w:pPr>
+        <w:spacing w:after="120"/>
+      </w:pPr>
+    </w:p>
+    <w:p>
+      <w:pPr>
+        <w:pStyle w:val="Heading2"/>
+      </w:pPr>
+      <w:r>
+        <w:rPr>
+          <w:color w:val="2B6CB0"/>
+          <w:sz w:val="24"/>
+        </w:rPr>
+        <w:t>3.3 Circular Motion — Applied Cases, Reactions &amp; Traps (Standard Yield — 2 PYQs)</w:t>
+      </w:r>
+    </w:p>
+    <w:p>
+      <w:r>
+        <w:rPr>
+          <w:b/>
+          <w:sz w:val="20"/>
+        </w:rPr>
+        <w:t xml:space="preserve">Core Principle: </w:t>
+      </w:r>
+      <w:r>
+        <w:rPr>
+          <w:sz w:val="20"/>
+        </w:rPr>
+        <w:t>Special cases, experimental observations, and conceptual traps designed to test deep understanding of Circular Motion.</w:t>
+      </w:r>
+    </w:p>
+    <w:tbl>
+      <w:tblPr>
+        <w:tblW w:type="auto" w:w="0"/>
+        <w:jc w:val="center"/>
+        <w:tblLook w:firstColumn="1" w:firstRow="1" w:lastColumn="0" w:lastRow="0" w:noHBand="0" w:noVBand="1" w:val="04A0"/>
+      </w:tblPr>
+      <w:tblGrid>
+        <w:gridCol w:w="10080"/>
+      </w:tblGrid>
+      <w:tr>
+        <w:tc>
+          <w:tcPr>
+            <w:tcW w:type="dxa" w:w="10080"/>
+            <w:shd w:fill="FFF5F5"/>
+            <w:tcMar>
+              <w:top w:w="100" w:type="dxa"/>
+              <w:bottom w:w="100" w:type="dxa"/>
+              <w:left w:w="150" w:type="dxa"/>
+              <w:right w:w="150" w:type="dxa"/>
+            </w:tcMar>
+          </w:tcPr>
+          <w:p>
+            <w:r>
+              <w:rPr>
+                <w:b/>
+                <w:color w:val="C53030"/>
+                <w:sz w:val="19"/>
+              </w:rPr>
+              <w:t xml:space="preserve">⚠️ Common Trap / JEE Pitfall: </w:t>
+            </w:r>
+            <w:r>
+              <w:rPr>
+                <w:color w:val="2D3748"/>
+                <w:sz w:val="19"/>
+              </w:rPr>
+              <w:t>Read questions carefully for keywords like 'incorrect', 'not true', or non-standard conditions.</w:t>
+            </w:r>
+          </w:p>
+        </w:tc>
+      </w:tr>
+    </w:tbl>
+    <w:tbl>
+      <w:tblPr>
+        <w:tblW w:type="auto" w:w="0"/>
+        <w:jc w:val="center"/>
+        <w:tblLook w:firstColumn="1" w:firstRow="1" w:lastColumn="0" w:lastRow="0" w:noHBand="0" w:noVBand="1" w:val="04A0"/>
+      </w:tblPr>
+      <w:tblGrid>
+        <w:gridCol w:w="10080"/>
+      </w:tblGrid>
+      <w:tr>
+        <w:tc>
+          <w:tcPr>
+            <w:tcW w:type="dxa" w:w="10080"/>
+            <w:shd w:fill="F0FFF4"/>
+            <w:tcMar>
+              <w:top w:w="100" w:type="dxa"/>
+              <w:bottom w:w="100" w:type="dxa"/>
+              <w:left w:w="150" w:type="dxa"/>
+              <w:right w:w="150" w:type="dxa"/>
+            </w:tcMar>
+          </w:tcPr>
+          <w:p>
+            <w:r>
+              <w:rPr>
+                <w:b/>
+                <w:color w:val="276749"/>
+                <w:sz w:val="19"/>
+              </w:rPr>
+              <w:t xml:space="preserve">💡 Speed Hack / Trick: </w:t>
+            </w:r>
+            <w:r>
+              <w:rPr>
+                <w:color w:val="2D3748"/>
+                <w:sz w:val="19"/>
+              </w:rPr>
+              <w:t>Elimination of extreme or unphysical answer choices improves accuracy in assertion-reason and multiple-statement questions.</w:t>
+            </w:r>
+          </w:p>
+        </w:tc>
+      </w:tr>
+    </w:tbl>
+    <w:p>
+      <w:pPr>
+        <w:spacing w:before="120" w:after="40"/>
+      </w:pPr>
+      <w:r>
+        <w:rPr>
+          <w:b/>
+          <w:color w:val="1A365D"/>
+          <w:sz w:val="19"/>
+        </w:rPr>
+        <w:t>Source PYQs testing this concept:</w:t>
+      </w:r>
+    </w:p>
+    <w:p>
+      <w:pPr>
+        <w:pStyle w:val="ListBullet"/>
+        <w:spacing w:after="40"/>
+      </w:pPr>
+      <w:r>
+        <w:rPr>
+          <w:b/>
+          <w:sz w:val="18"/>
+        </w:rPr>
+        <w:t xml:space="preserve">[2023 Shift] Q#3 (MCQ): </w:t>
+      </w:r>
+      <w:r>
+        <w:rPr>
+          <w:sz w:val="18"/>
+        </w:rPr>
+        <w:t xml:space="preserve">"A particle is in uniform circular motion, related to one complete revolution of the particle, which among the statements is incorrect?..."  </w:t>
+      </w:r>
+      <w:r>
+        <w:rPr>
+          <w:b/>
+          <w:color w:val="2B6CB0"/>
+          <w:sz w:val="18"/>
+        </w:rPr>
+        <w:t>[Ans: N/A]</w:t>
+      </w:r>
+    </w:p>
+    <w:p>
+      <w:pPr>
+        <w:pStyle w:val="ListBullet"/>
+        <w:spacing w:after="40"/>
+      </w:pPr>
+      <w:r>
+        <w:rPr>
+          <w:b/>
+          <w:sz w:val="18"/>
+        </w:rPr>
+        <w:t xml:space="preserve">[2021 Shift] Q#1 (MCQ): </w:t>
+      </w:r>
+      <w:r>
+        <w:rPr>
+          <w:sz w:val="18"/>
+        </w:rPr>
+        <w:t xml:space="preserve">"A coin placed on a rotating turn table just slips if it is placed at a distance of 4cm from the centre. If the angular velocity of the tur..."  </w:t>
       </w:r>
       <w:r>
         <w:rPr>
@@ -660,6 +1361,127 @@
               <w:t>Solution Analysis:</w:t>
               <w:br/>
               <w:t>To determine the acceleration of a particle in uniform circular motion, we start with the equation of the circle: (x-2)^2+y^2=25 This equation represents a circle with its center at (2,0) and a radius r of 5 meters, derived from: r^2=25 ⇒ r=5 In uniform circular motion, the centripetal acceleration a_(c) is given by the formula: a_(c)=\fracv^2r Substituting the given speed v=2m/s and the radius r=5m : a_(c)=\frac2^25=(4 / 5)=0.8m/s^2 When the particle is at the lowest y -coordinate, it is at the point (2,-5) , assuming downward is along the negative y -axis. At this point, the acceleration vector, which is directed towards the center of the circle, points horizontally to the right towards the center (2,0) . Therefore, the acceleration is entirely in the î direction: vec(a_(e))=0.8îm/s^2</w:t>
+            </w:r>
+          </w:p>
+        </w:tc>
+      </w:tr>
+    </w:tbl>
+    <w:p>
+      <w:pPr>
+        <w:spacing w:after="120"/>
+      </w:pPr>
+    </w:p>
+    <w:p>
+      <w:pPr>
+        <w:spacing w:before="160" w:after="40"/>
+      </w:pPr>
+      <w:r>
+        <w:rPr>
+          <w:b/>
+          <w:color w:val="1A365D"/>
+          <w:sz w:val="22"/>
+        </w:rPr>
+        <w:t>Benchmark Problem 2: KCET 2024 (Q#2)</w:t>
+      </w:r>
+    </w:p>
+    <w:p>
+      <w:pPr>
+        <w:spacing w:after="80"/>
+      </w:pPr>
+      <w:r>
+        <w:rPr>
+          <w:sz w:val="20"/>
+        </w:rPr>
+        <w:t>An athlete runs along a circular track of diameter 80 m . The distance travelled and the magnitude of displacement of the athlete when he covers 3/4 th of the circle is (in m )</w:t>
+      </w:r>
+    </w:p>
+    <w:p>
+      <w:pPr>
+        <w:pStyle w:val="ListBullet"/>
+        <w:spacing w:after="20"/>
+      </w:pPr>
+      <w:r>
+        <w:rPr>
+          <w:sz w:val="19"/>
+        </w:rPr>
+        <w:t>(A) 60π,40√(2)</w:t>
+      </w:r>
+    </w:p>
+    <w:p>
+      <w:pPr>
+        <w:pStyle w:val="ListBullet"/>
+        <w:spacing w:after="20"/>
+      </w:pPr>
+      <w:r>
+        <w:rPr>
+          <w:sz w:val="19"/>
+        </w:rPr>
+        <w:t>(B) 40π,60√(2)</w:t>
+      </w:r>
+    </w:p>
+    <w:p>
+      <w:pPr>
+        <w:pStyle w:val="ListBullet"/>
+        <w:spacing w:after="20"/>
+      </w:pPr>
+      <w:r>
+        <w:rPr>
+          <w:sz w:val="19"/>
+        </w:rPr>
+        <w:t>(C) 120π,80√(2)</w:t>
+      </w:r>
+    </w:p>
+    <w:p>
+      <w:pPr>
+        <w:pStyle w:val="ListBullet"/>
+        <w:spacing w:after="20"/>
+      </w:pPr>
+      <w:r>
+        <w:rPr>
+          <w:sz w:val="19"/>
+        </w:rPr>
+        <w:t>(D) 80π,120√(2)</w:t>
+      </w:r>
+    </w:p>
+    <w:tbl>
+      <w:tblPr>
+        <w:tblW w:type="auto" w:w="0"/>
+        <w:jc w:val="center"/>
+        <w:tblLook w:firstColumn="1" w:firstRow="1" w:lastColumn="0" w:lastRow="0" w:noHBand="0" w:noVBand="1" w:val="04A0"/>
+      </w:tblPr>
+      <w:tblGrid>
+        <w:gridCol w:w="10080"/>
+      </w:tblGrid>
+      <w:tr>
+        <w:tc>
+          <w:tcPr>
+            <w:tcW w:type="dxa" w:w="10080"/>
+            <w:shd w:fill="F7FAFC"/>
+            <w:tcMar>
+              <w:top w:w="100" w:type="dxa"/>
+              <w:bottom w:w="100" w:type="dxa"/>
+              <w:left w:w="150" w:type="dxa"/>
+              <w:right w:w="150" w:type="dxa"/>
+            </w:tcMar>
+          </w:tcPr>
+          <w:p>
+            <w:r>
+              <w:rPr>
+                <w:b/>
+                <w:color w:val="1A365D"/>
+                <w:sz w:val="19"/>
+              </w:rPr>
+              <w:t>Correct Answer: None</w:t>
+              <w:br/>
+            </w:r>
+            <w:r>
+              <w:rPr>
+                <w:color w:val="2D3748"/>
+                <w:sz w:val="18"/>
+              </w:rPr>
+              <w:t>Solution Analysis:</w:t>
+              <w:br/>
+              <w:t>Given, diameter,d=80m ∴ r=40m Distance travelled after completion of(3 / 4)revolution =(3 / 4) × 2π r=(3π / 2) × 40=60π m Displacement =√(r^2)+r^2=r√(2)=40√(2)m</w:t>
             </w:r>
           </w:p>
         </w:tc>

--- a/dist/exports/kcet-circular-motion_revision_notes.docx
+++ b/dist/exports/kcet-circular-motion_revision_notes.docx
@@ -13,7 +13,7 @@
           <w:color w:val="1A365D"/>
           <w:sz w:val="44"/>
         </w:rPr>
-        <w:t>JEE MAIN REVISION MASTER: CIRCULAR MOTION 2026 0 QUESTIONS 0% WEIGHTAGE ↓100%</w:t>
+        <w:t>JEE MAIN REVISION MASTER: CIRCULAR MOTION</w:t>
       </w:r>
     </w:p>
     <w:p>
@@ -189,7 +189,7 @@
                 <w:color w:val="2D3748"/>
                 <w:sz w:val="19"/>
               </w:rPr>
-              <w:t>Circular Motion — Standard Calculations &amp; Problem Archetypes</w:t>
+              <w:t>Circular Motion — Core Principles &amp; Governing Laws</w:t>
             </w:r>
           </w:p>
         </w:tc>
@@ -230,7 +230,7 @@
                 <w:color w:val="718096"/>
                 <w:sz w:val="19"/>
               </w:rPr>
-              <w:t>Quantitative Analysis</w:t>
+              <w:t>Core Principle</w:t>
             </w:r>
           </w:p>
         </w:tc>
@@ -276,7 +276,7 @@
                 <w:color w:val="2D3748"/>
                 <w:sz w:val="19"/>
               </w:rPr>
-              <w:t>Circular Motion — Core Principles &amp; Governing Laws</w:t>
+              <w:t>Circular Motion — Standard Calculations &amp; Problem Archetypes</w:t>
             </w:r>
           </w:p>
         </w:tc>
@@ -296,7 +296,7 @@
               <w:rPr>
                 <w:sz w:val="19"/>
               </w:rPr>
-              <w:t>4 PYQs</w:t>
+              <w:t>3 PYQs</w:t>
             </w:r>
           </w:p>
         </w:tc>
@@ -317,7 +317,7 @@
                 <w:color w:val="718096"/>
                 <w:sz w:val="19"/>
               </w:rPr>
-              <w:t>Core Principle</w:t>
+              <w:t>Quantitative Analysis</w:t>
             </w:r>
           </w:p>
         </w:tc>
@@ -383,7 +383,7 @@
               <w:rPr>
                 <w:sz w:val="19"/>
               </w:rPr>
-              <w:t>2 PYQs</w:t>
+              <w:t>1 PYQs</w:t>
             </w:r>
           </w:p>
         </w:tc>
@@ -504,7 +504,7 @@
                 <w:color w:val="1A365D"/>
                 <w:sz w:val="19"/>
               </w:rPr>
-              <w:t>Circular Motion — Standard Calculations &amp; Problem Archetypes</w:t>
+              <w:t>Circular Motion — Core Principles &amp; Governing Laws</w:t>
             </w:r>
           </w:p>
         </w:tc>
@@ -526,7 +526,7 @@
                 <w:color w:val="2D3748"/>
                 <w:sz w:val="19"/>
               </w:rPr>
-              <w:t>10ms^{-1}, \quad r=10m, \quad \frac{r_{2}}{r_{1}}=(\frac{\omega_{1}}{\omega_{2}})^{2}</w:t>
+              <w:t>10ms^{-1}, \quad r=10m, \quad 2ms^{-1}</w:t>
             </w:r>
           </w:p>
         </w:tc>
@@ -550,7 +550,7 @@
                 <w:color w:val="1A365D"/>
                 <w:sz w:val="19"/>
               </w:rPr>
-              <w:t>Circular Motion — Core Principles &amp; Governing Laws</w:t>
+              <w:t>Circular Motion — Standard Calculations &amp; Problem Archetypes</w:t>
             </w:r>
           </w:p>
         </w:tc>
@@ -572,53 +572,7 @@
                 <w:color w:val="2D3748"/>
                 <w:sz w:val="19"/>
               </w:rPr>
-              <w:t>2ms^{-1}, \quad (x-2)^{2}+y^{2}=25</w:t>
-            </w:r>
-          </w:p>
-        </w:tc>
-      </w:tr>
-      <w:tr>
-        <w:tc>
-          <w:tcPr>
-            <w:tcW w:type="dxa" w:w="3600"/>
-            <w:shd w:fill="F7FAFC"/>
-            <w:tcMar>
-              <w:top w:w="100" w:type="dxa"/>
-              <w:bottom w:w="100" w:type="dxa"/>
-              <w:left w:w="150" w:type="dxa"/>
-              <w:right w:w="150" w:type="dxa"/>
-            </w:tcMar>
-          </w:tcPr>
-          <w:p>
-            <w:r>
-              <w:rPr>
-                <w:b/>
-                <w:color w:val="1A365D"/>
-                <w:sz w:val="19"/>
-              </w:rPr>
-              <w:t>Circular Motion — Applied Cases, Reactions &amp; Traps</w:t>
-            </w:r>
-          </w:p>
-        </w:tc>
-        <w:tc>
-          <w:tcPr>
-            <w:tcW w:type="dxa" w:w="6480"/>
-            <w:shd w:fill="F7FAFC"/>
-            <w:tcMar>
-              <w:top w:w="100" w:type="dxa"/>
-              <w:bottom w:w="100" w:type="dxa"/>
-              <w:left w:w="150" w:type="dxa"/>
-              <w:right w:w="150" w:type="dxa"/>
-            </w:tcMar>
-          </w:tcPr>
-          <w:p>
-            <w:r>
-              <w:rPr>
-                <w:rFonts w:ascii="Cambria Math" w:hAnsi="Cambria Math"/>
-                <w:color w:val="2D3748"/>
-                <w:sz w:val="19"/>
-              </w:rPr>
-              <w:t>mr\omega^{2}=\mu mg, \quad \frac{r_{2}}{r_{1}}=(\frac{\omega_{1}}{\omega_{2}})^{2}</w:t>
+              <w:t>(x-2)^{2}+y^{2}=25, \quad 2ms^{-1}</w:t>
             </w:r>
           </w:p>
         </w:tc>
@@ -650,7 +604,215 @@
           <w:color w:val="2B6CB0"/>
           <w:sz w:val="24"/>
         </w:rPr>
-        <w:t>3.1 Circular Motion — Standard Calculations &amp; Problem Archetypes (Moderate Yield — 6 PYQs)</w:t>
+        <w:t>3.1 Circular Motion — Core Principles &amp; Governing Laws (Moderate Yield — 6 PYQs)</w:t>
+      </w:r>
+    </w:p>
+    <w:p>
+      <w:r>
+        <w:rPr>
+          <w:b/>
+          <w:sz w:val="20"/>
+        </w:rPr>
+        <w:t xml:space="preserve">Core Principle: </w:t>
+      </w:r>
+      <w:r>
+        <w:rPr>
+          <w:sz w:val="20"/>
+        </w:rPr>
+        <w:t>Fundamental definitions, core postulates, and governing physical/chemical relations in Circular Motion.</w:t>
+      </w:r>
+    </w:p>
+    <w:tbl>
+      <w:tblPr>
+        <w:tblW w:type="auto" w:w="0"/>
+        <w:jc w:val="center"/>
+        <w:tblLook w:firstColumn="1" w:firstRow="1" w:lastColumn="0" w:lastRow="0" w:noHBand="0" w:noVBand="1" w:val="04A0"/>
+      </w:tblPr>
+      <w:tblGrid>
+        <w:gridCol w:w="10080"/>
+      </w:tblGrid>
+      <w:tr>
+        <w:tc>
+          <w:tcPr>
+            <w:tcW w:type="dxa" w:w="10080"/>
+            <w:shd w:fill="FFF5F5"/>
+            <w:tcMar>
+              <w:top w:w="100" w:type="dxa"/>
+              <w:bottom w:w="100" w:type="dxa"/>
+              <w:left w:w="150" w:type="dxa"/>
+              <w:right w:w="150" w:type="dxa"/>
+            </w:tcMar>
+          </w:tcPr>
+          <w:p>
+            <w:r>
+              <w:rPr>
+                <w:b/>
+                <w:color w:val="C53030"/>
+                <w:sz w:val="19"/>
+              </w:rPr>
+              <w:t xml:space="preserve">⚠️ Common Trap / JEE Pitfall: </w:t>
+            </w:r>
+            <w:r>
+              <w:rPr>
+                <w:color w:val="2D3748"/>
+                <w:sz w:val="19"/>
+              </w:rPr>
+              <w:t>Carefully verify units, standard reference states, and sign conventions in Circular Motion.</w:t>
+            </w:r>
+          </w:p>
+        </w:tc>
+      </w:tr>
+    </w:tbl>
+    <w:tbl>
+      <w:tblPr>
+        <w:tblW w:type="auto" w:w="0"/>
+        <w:jc w:val="center"/>
+        <w:tblLook w:firstColumn="1" w:firstRow="1" w:lastColumn="0" w:lastRow="0" w:noHBand="0" w:noVBand="1" w:val="04A0"/>
+      </w:tblPr>
+      <w:tblGrid>
+        <w:gridCol w:w="10080"/>
+      </w:tblGrid>
+      <w:tr>
+        <w:tc>
+          <w:tcPr>
+            <w:tcW w:type="dxa" w:w="10080"/>
+            <w:shd w:fill="F0FFF4"/>
+            <w:tcMar>
+              <w:top w:w="100" w:type="dxa"/>
+              <w:bottom w:w="100" w:type="dxa"/>
+              <w:left w:w="150" w:type="dxa"/>
+              <w:right w:w="150" w:type="dxa"/>
+            </w:tcMar>
+          </w:tcPr>
+          <w:p>
+            <w:r>
+              <w:rPr>
+                <w:b/>
+                <w:color w:val="276749"/>
+                <w:sz w:val="19"/>
+              </w:rPr>
+              <w:t xml:space="preserve">💡 Speed Hack / Trick: </w:t>
+            </w:r>
+            <w:r>
+              <w:rPr>
+                <w:color w:val="2D3748"/>
+                <w:sz w:val="19"/>
+              </w:rPr>
+              <w:t>Focus on high-yield formulas and standard limiting approximations tested in Circular Motion PYQs.</w:t>
+            </w:r>
+          </w:p>
+        </w:tc>
+      </w:tr>
+    </w:tbl>
+    <w:p>
+      <w:pPr>
+        <w:spacing w:before="120" w:after="40"/>
+      </w:pPr>
+      <w:r>
+        <w:rPr>
+          <w:b/>
+          <w:color w:val="1A365D"/>
+          <w:sz w:val="19"/>
+        </w:rPr>
+        <w:t>Source PYQs testing this concept:</w:t>
+      </w:r>
+    </w:p>
+    <w:p>
+      <w:pPr>
+        <w:pStyle w:val="ListBullet"/>
+        <w:spacing w:after="40"/>
+      </w:pPr>
+      <w:r>
+        <w:rPr>
+          <w:b/>
+          <w:sz w:val="18"/>
+        </w:rPr>
+        <w:t xml:space="preserve">[2025 Shift] Q#1 (MCQ): </w:t>
+      </w:r>
+      <w:r>
+        <w:rPr>
+          <w:sz w:val="18"/>
+        </w:rPr>
+        <w:t xml:space="preserve">"A particle is in uniform circular motion. The equation of its trajectory is given by (x-2)^2+y^2=25 , where x and y are in meter. The ..."  </w:t>
+      </w:r>
+      <w:r>
+        <w:rPr>
+          <w:b/>
+          <w:color w:val="2B6CB0"/>
+          <w:sz w:val="18"/>
+        </w:rPr>
+        <w:t>[Ans: N/A]</w:t>
+      </w:r>
+    </w:p>
+    <w:p>
+      <w:pPr>
+        <w:pStyle w:val="ListBullet"/>
+        <w:spacing w:after="40"/>
+      </w:pPr>
+      <w:r>
+        <w:rPr>
+          <w:b/>
+          <w:sz w:val="18"/>
+        </w:rPr>
+        <w:t xml:space="preserve">[2023 Shift] Q#3 (MCQ): </w:t>
+      </w:r>
+      <w:r>
+        <w:rPr>
+          <w:sz w:val="18"/>
+        </w:rPr>
+        <w:t xml:space="preserve">"A particle is in uniform circular motion, related to one complete revolution of the particle, which among the statements is incorrect?..."  </w:t>
+      </w:r>
+      <w:r>
+        <w:rPr>
+          <w:b/>
+          <w:color w:val="2B6CB0"/>
+          <w:sz w:val="18"/>
+        </w:rPr>
+        <w:t>[Ans: N/A]</w:t>
+      </w:r>
+    </w:p>
+    <w:p>
+      <w:pPr>
+        <w:pStyle w:val="ListBullet"/>
+        <w:spacing w:after="40"/>
+      </w:pPr>
+      <w:r>
+        <w:rPr>
+          <w:b/>
+          <w:sz w:val="18"/>
+        </w:rPr>
+        <w:t xml:space="preserve">[2022 Shift] Q#4 (MCQ): </w:t>
+      </w:r>
+      <w:r>
+        <w:rPr>
+          <w:sz w:val="18"/>
+        </w:rPr>
+        <w:t xml:space="preserve">"A car is moving in a circular horizontal track of radius 10m with a constant speed of 10ms^-1 . A bob is suspended from the roof of th..."  </w:t>
+      </w:r>
+      <w:r>
+        <w:rPr>
+          <w:b/>
+          <w:color w:val="2B6CB0"/>
+          <w:sz w:val="18"/>
+        </w:rPr>
+        <w:t>[Ans: N/A]</w:t>
+      </w:r>
+    </w:p>
+    <w:p>
+      <w:pPr>
+        <w:spacing w:after="120"/>
+      </w:pPr>
+    </w:p>
+    <w:p>
+      <w:pPr>
+        <w:pStyle w:val="Heading2"/>
+      </w:pPr>
+      <w:r>
+        <w:rPr>
+          <w:color w:val="2B6CB0"/>
+          <w:sz w:val="24"/>
+        </w:rPr>
+        <w:t>3.2 Circular Motion — Standard Calculations &amp; Problem Archetypes (Moderate Yield — 3 PYQs)</w:t>
       </w:r>
     </w:p>
     <w:p>
@@ -858,215 +1020,7 @@
           <w:color w:val="2B6CB0"/>
           <w:sz w:val="24"/>
         </w:rPr>
-        <w:t>3.2 Circular Motion — Core Principles &amp; Governing Laws (Moderate Yield — 4 PYQs)</w:t>
-      </w:r>
-    </w:p>
-    <w:p>
-      <w:r>
-        <w:rPr>
-          <w:b/>
-          <w:sz w:val="20"/>
-        </w:rPr>
-        <w:t xml:space="preserve">Core Principle: </w:t>
-      </w:r>
-      <w:r>
-        <w:rPr>
-          <w:sz w:val="20"/>
-        </w:rPr>
-        <w:t>Fundamental definitions, core postulates, and governing physical/chemical relations in Circular Motion.</w:t>
-      </w:r>
-    </w:p>
-    <w:tbl>
-      <w:tblPr>
-        <w:tblW w:type="auto" w:w="0"/>
-        <w:jc w:val="center"/>
-        <w:tblLook w:firstColumn="1" w:firstRow="1" w:lastColumn="0" w:lastRow="0" w:noHBand="0" w:noVBand="1" w:val="04A0"/>
-      </w:tblPr>
-      <w:tblGrid>
-        <w:gridCol w:w="10080"/>
-      </w:tblGrid>
-      <w:tr>
-        <w:tc>
-          <w:tcPr>
-            <w:tcW w:type="dxa" w:w="10080"/>
-            <w:shd w:fill="FFF5F5"/>
-            <w:tcMar>
-              <w:top w:w="100" w:type="dxa"/>
-              <w:bottom w:w="100" w:type="dxa"/>
-              <w:left w:w="150" w:type="dxa"/>
-              <w:right w:w="150" w:type="dxa"/>
-            </w:tcMar>
-          </w:tcPr>
-          <w:p>
-            <w:r>
-              <w:rPr>
-                <w:b/>
-                <w:color w:val="C53030"/>
-                <w:sz w:val="19"/>
-              </w:rPr>
-              <w:t xml:space="preserve">⚠️ Common Trap / JEE Pitfall: </w:t>
-            </w:r>
-            <w:r>
-              <w:rPr>
-                <w:color w:val="2D3748"/>
-                <w:sz w:val="19"/>
-              </w:rPr>
-              <w:t>Carefully verify units, standard reference states, and sign conventions in Circular Motion.</w:t>
-            </w:r>
-          </w:p>
-        </w:tc>
-      </w:tr>
-    </w:tbl>
-    <w:tbl>
-      <w:tblPr>
-        <w:tblW w:type="auto" w:w="0"/>
-        <w:jc w:val="center"/>
-        <w:tblLook w:firstColumn="1" w:firstRow="1" w:lastColumn="0" w:lastRow="0" w:noHBand="0" w:noVBand="1" w:val="04A0"/>
-      </w:tblPr>
-      <w:tblGrid>
-        <w:gridCol w:w="10080"/>
-      </w:tblGrid>
-      <w:tr>
-        <w:tc>
-          <w:tcPr>
-            <w:tcW w:type="dxa" w:w="10080"/>
-            <w:shd w:fill="F0FFF4"/>
-            <w:tcMar>
-              <w:top w:w="100" w:type="dxa"/>
-              <w:bottom w:w="100" w:type="dxa"/>
-              <w:left w:w="150" w:type="dxa"/>
-              <w:right w:w="150" w:type="dxa"/>
-            </w:tcMar>
-          </w:tcPr>
-          <w:p>
-            <w:r>
-              <w:rPr>
-                <w:b/>
-                <w:color w:val="276749"/>
-                <w:sz w:val="19"/>
-              </w:rPr>
-              <w:t xml:space="preserve">💡 Speed Hack / Trick: </w:t>
-            </w:r>
-            <w:r>
-              <w:rPr>
-                <w:color w:val="2D3748"/>
-                <w:sz w:val="19"/>
-              </w:rPr>
-              <w:t>Focus on high-yield formulas and standard limiting approximations tested in Circular Motion PYQs.</w:t>
-            </w:r>
-          </w:p>
-        </w:tc>
-      </w:tr>
-    </w:tbl>
-    <w:p>
-      <w:pPr>
-        <w:spacing w:before="120" w:after="40"/>
-      </w:pPr>
-      <w:r>
-        <w:rPr>
-          <w:b/>
-          <w:color w:val="1A365D"/>
-          <w:sz w:val="19"/>
-        </w:rPr>
-        <w:t>Source PYQs testing this concept:</w:t>
-      </w:r>
-    </w:p>
-    <w:p>
-      <w:pPr>
-        <w:pStyle w:val="ListBullet"/>
-        <w:spacing w:after="40"/>
-      </w:pPr>
-      <w:r>
-        <w:rPr>
-          <w:b/>
-          <w:sz w:val="18"/>
-        </w:rPr>
-        <w:t xml:space="preserve">[2025 Shift] Q#1 (MCQ): </w:t>
-      </w:r>
-      <w:r>
-        <w:rPr>
-          <w:sz w:val="18"/>
-        </w:rPr>
-        <w:t xml:space="preserve">"A particle is in uniform circular motion. The equation of its trajectory is given by (x-2)^2+y^2=25 , where x and y are in meter. The ..."  </w:t>
-      </w:r>
-      <w:r>
-        <w:rPr>
-          <w:b/>
-          <w:color w:val="2B6CB0"/>
-          <w:sz w:val="18"/>
-        </w:rPr>
-        <w:t>[Ans: N/A]</w:t>
-      </w:r>
-    </w:p>
-    <w:p>
-      <w:pPr>
-        <w:pStyle w:val="ListBullet"/>
-        <w:spacing w:after="40"/>
-      </w:pPr>
-      <w:r>
-        <w:rPr>
-          <w:b/>
-          <w:sz w:val="18"/>
-        </w:rPr>
-        <w:t xml:space="preserve">[2023 Shift] Q#3 (MCQ): </w:t>
-      </w:r>
-      <w:r>
-        <w:rPr>
-          <w:sz w:val="18"/>
-        </w:rPr>
-        <w:t xml:space="preserve">"A particle is in uniform circular motion, related to one complete revolution of the particle, which among the statements is incorrect?..."  </w:t>
-      </w:r>
-      <w:r>
-        <w:rPr>
-          <w:b/>
-          <w:color w:val="2B6CB0"/>
-          <w:sz w:val="18"/>
-        </w:rPr>
-        <w:t>[Ans: N/A]</w:t>
-      </w:r>
-    </w:p>
-    <w:p>
-      <w:pPr>
-        <w:pStyle w:val="ListBullet"/>
-        <w:spacing w:after="40"/>
-      </w:pPr>
-      <w:r>
-        <w:rPr>
-          <w:b/>
-          <w:sz w:val="18"/>
-        </w:rPr>
-        <w:t xml:space="preserve">[2020 Shift] Q#2 (MCQ): </w:t>
-      </w:r>
-      <w:r>
-        <w:rPr>
-          <w:sz w:val="18"/>
-        </w:rPr>
-        <w:t xml:space="preserve">"One end of a string of length l is connected to a particle of mass m and the other to a small peg on a smooth horizontal table. If the p..."  </w:t>
-      </w:r>
-      <w:r>
-        <w:rPr>
-          <w:b/>
-          <w:color w:val="2B6CB0"/>
-          <w:sz w:val="18"/>
-        </w:rPr>
-        <w:t>[Ans: N/A]</w:t>
-      </w:r>
-    </w:p>
-    <w:p>
-      <w:pPr>
-        <w:spacing w:after="120"/>
-      </w:pPr>
-    </w:p>
-    <w:p>
-      <w:pPr>
-        <w:pStyle w:val="Heading2"/>
-      </w:pPr>
-      <w:r>
-        <w:rPr>
-          <w:color w:val="2B6CB0"/>
-          <w:sz w:val="24"/>
-        </w:rPr>
-        <w:t>3.3 Circular Motion — Applied Cases, Reactions &amp; Traps (Standard Yield — 2 PYQs)</w:t>
+        <w:t>3.3 Circular Motion — Applied Cases, Reactions &amp; Traps (Standard Yield — 1 PYQs)</w:t>
       </w:r>
     </w:p>
     <w:p>
@@ -1196,33 +1150,6 @@
           <w:sz w:val="18"/>
         </w:rPr>
         <w:t xml:space="preserve">"A particle is in uniform circular motion, related to one complete revolution of the particle, which among the statements is incorrect?..."  </w:t>
-      </w:r>
-      <w:r>
-        <w:rPr>
-          <w:b/>
-          <w:color w:val="2B6CB0"/>
-          <w:sz w:val="18"/>
-        </w:rPr>
-        <w:t>[Ans: N/A]</w:t>
-      </w:r>
-    </w:p>
-    <w:p>
-      <w:pPr>
-        <w:pStyle w:val="ListBullet"/>
-        <w:spacing w:after="40"/>
-      </w:pPr>
-      <w:r>
-        <w:rPr>
-          <w:b/>
-          <w:sz w:val="18"/>
-        </w:rPr>
-        <w:t xml:space="preserve">[2021 Shift] Q#1 (MCQ): </w:t>
-      </w:r>
-      <w:r>
-        <w:rPr>
-          <w:sz w:val="18"/>
-        </w:rPr>
-        <w:t xml:space="preserve">"A coin placed on a rotating turn table just slips if it is placed at a distance of 4cm from the centre. If the angular velocity of the tur..."  </w:t>
       </w:r>
       <w:r>
         <w:rPr>

--- a/dist/exports/kcet-circular-motion_revision_notes.docx
+++ b/dist/exports/kcet-circular-motion_revision_notes.docx
@@ -189,7 +189,7 @@
                 <w:color w:val="2D3748"/>
                 <w:sz w:val="19"/>
               </w:rPr>
-              <w:t>Circular Motion — Core Principles &amp; Governing Laws</w:t>
+              <w:t>Kinematics of Circular Motion: Angular Velocity &amp; Acceleration</w:t>
             </w:r>
           </w:p>
         </w:tc>
@@ -209,7 +209,7 @@
               <w:rPr>
                 <w:sz w:val="19"/>
               </w:rPr>
-              <w:t>6 PYQs</w:t>
+              <w:t>4 PYQs</w:t>
             </w:r>
           </w:p>
         </w:tc>
@@ -230,7 +230,7 @@
                 <w:color w:val="718096"/>
                 <w:sz w:val="19"/>
               </w:rPr>
-              <w:t>Core Principle</w:t>
+              <w:t>Kinematics</w:t>
             </w:r>
           </w:p>
         </w:tc>
@@ -276,7 +276,7 @@
                 <w:color w:val="2D3748"/>
                 <w:sz w:val="19"/>
               </w:rPr>
-              <w:t>Circular Motion — Standard Calculations &amp; Problem Archetypes</w:t>
+              <w:t>Dynamics: Centripetal Force, Banking &amp; Turntable Slipping</w:t>
             </w:r>
           </w:p>
         </w:tc>
@@ -317,94 +317,7 @@
                 <w:color w:val="718096"/>
                 <w:sz w:val="19"/>
               </w:rPr>
-              <w:t>Quantitative Analysis</w:t>
-            </w:r>
-          </w:p>
-        </w:tc>
-      </w:tr>
-      <w:tr>
-        <w:tc>
-          <w:tcPr>
-            <w:tcW w:type="dxa" w:w="2160"/>
-            <w:shd w:fill="F7FAFC"/>
-            <w:tcMar>
-              <w:top w:w="80" w:type="dxa"/>
-              <w:bottom w:w="80" w:type="dxa"/>
-              <w:left w:w="150" w:type="dxa"/>
-              <w:right w:w="150" w:type="dxa"/>
-            </w:tcMar>
-          </w:tcPr>
-          <w:p>
-            <w:r>
-              <w:rPr>
-                <w:b/>
-                <w:color w:val="718096"/>
-                <w:sz w:val="19"/>
-              </w:rPr>
-              <w:t>Standard</w:t>
-            </w:r>
-          </w:p>
-        </w:tc>
-        <w:tc>
-          <w:tcPr>
-            <w:tcW w:type="dxa" w:w="4320"/>
-            <w:shd w:fill="F7FAFC"/>
-            <w:tcMar>
-              <w:top w:w="80" w:type="dxa"/>
-              <w:bottom w:w="80" w:type="dxa"/>
-              <w:left w:w="150" w:type="dxa"/>
-              <w:right w:w="150" w:type="dxa"/>
-            </w:tcMar>
-          </w:tcPr>
-          <w:p>
-            <w:r>
-              <w:rPr>
-                <w:b/>
-                <w:color w:val="2D3748"/>
-                <w:sz w:val="19"/>
-              </w:rPr>
-              <w:t>Circular Motion — Applied Cases, Reactions &amp; Traps</w:t>
-            </w:r>
-          </w:p>
-        </w:tc>
-        <w:tc>
-          <w:tcPr>
-            <w:tcW w:type="dxa" w:w="1728"/>
-            <w:shd w:fill="F7FAFC"/>
-            <w:tcMar>
-              <w:top w:w="80" w:type="dxa"/>
-              <w:bottom w:w="80" w:type="dxa"/>
-              <w:left w:w="150" w:type="dxa"/>
-              <w:right w:w="150" w:type="dxa"/>
-            </w:tcMar>
-          </w:tcPr>
-          <w:p>
-            <w:r>
-              <w:rPr>
-                <w:sz w:val="19"/>
-              </w:rPr>
-              <w:t>1 PYQs</w:t>
-            </w:r>
-          </w:p>
-        </w:tc>
-        <w:tc>
-          <w:tcPr>
-            <w:tcW w:type="dxa" w:w="1872"/>
-            <w:shd w:fill="F7FAFC"/>
-            <w:tcMar>
-              <w:top w:w="80" w:type="dxa"/>
-              <w:bottom w:w="80" w:type="dxa"/>
-              <w:left w:w="150" w:type="dxa"/>
-              <w:right w:w="150" w:type="dxa"/>
-            </w:tcMar>
-          </w:tcPr>
-          <w:p>
-            <w:r>
-              <w:rPr>
-                <w:color w:val="718096"/>
-                <w:sz w:val="19"/>
-              </w:rPr>
-              <w:t>Applied Topics</w:t>
+              <w:t>Dynamics &amp; Problem Archetypes</w:t>
             </w:r>
           </w:p>
         </w:tc>
@@ -504,7 +417,7 @@
                 <w:color w:val="1A365D"/>
                 <w:sz w:val="19"/>
               </w:rPr>
-              <w:t>Circular Motion — Core Principles &amp; Governing Laws</w:t>
+              <w:t>Kinematics of Circular Motion: Angular Velocity &amp; Acceleration</w:t>
             </w:r>
           </w:p>
         </w:tc>
@@ -526,7 +439,7 @@
                 <w:color w:val="2D3748"/>
                 <w:sz w:val="19"/>
               </w:rPr>
-              <w:t>10ms^{-1}, \quad r=10m, \quad 2ms^{-1}</w:t>
+              <w:t>v = r\omega, \quad a_c = \frac{v^2}{r} = \omega^2 r = 4\pi^2 f^2 r, \quad a_{\text{net}} = \sqrt{a_c^2 + a_t^2}</w:t>
             </w:r>
           </w:p>
         </w:tc>
@@ -550,7 +463,7 @@
                 <w:color w:val="1A365D"/>
                 <w:sz w:val="19"/>
               </w:rPr>
-              <w:t>Circular Motion — Standard Calculations &amp; Problem Archetypes</w:t>
+              <w:t>Dynamics: Centripetal Force, Banking &amp; Turntable Slipping</w:t>
             </w:r>
           </w:p>
         </w:tc>
@@ -572,7 +485,7 @@
                 <w:color w:val="2D3748"/>
                 <w:sz w:val="19"/>
               </w:rPr>
-              <w:t>(x-2)^{2}+y^{2}=25, \quad 2ms^{-1}</w:t>
+              <w:t>F_c = \frac{m v^2}{r} = m \omega^2 r, \quad r_1 \omega_1^2 = r_2 \omega_2^2, \quad \tan\\theta = \frac{v^2}{r g}, \quad v_{\max} = \sqrt{\mu r g}</w:t>
             </w:r>
           </w:p>
         </w:tc>
@@ -604,7 +517,7 @@
           <w:color w:val="2B6CB0"/>
           <w:sz w:val="24"/>
         </w:rPr>
-        <w:t>3.1 Circular Motion — Core Principles &amp; Governing Laws (Moderate Yield — 6 PYQs)</w:t>
+        <w:t>3.1 Kinematics of Circular Motion: Angular Velocity &amp; Acceleration (Moderate Yield — 4 PYQs)</w:t>
       </w:r>
     </w:p>
     <w:p>
@@ -619,7 +532,7 @@
         <w:rPr>
           <w:sz w:val="20"/>
         </w:rPr>
-        <w:t>Fundamental definitions, core postulates, and governing physical/chemical relations in Circular Motion.</w:t>
+        <w:t>Circular motion kinematics: v = ω r, centripetal acceleration a_c = (v^2 / r) = ω^2 r. In uniform circular motion (UCM), speed and kinetic energy are constant, but velocity and acceleration vectors continuously change direction.</w:t>
       </w:r>
     </w:p>
     <w:tbl>
@@ -657,7 +570,7 @@
                 <w:color w:val="2D3748"/>
                 <w:sz w:val="19"/>
               </w:rPr>
-              <w:t>Carefully verify units, standard reference states, and sign conventions in Circular Motion.</w:t>
+              <w:t>After one complete revolution in UCM, total distance is 2π r, but net displacement is zero!</w:t>
             </w:r>
           </w:p>
         </w:tc>
@@ -698,215 +611,7 @@
                 <w:color w:val="2D3748"/>
                 <w:sz w:val="19"/>
               </w:rPr>
-              <w:t>Focus on high-yield formulas and standard limiting approximations tested in Circular Motion PYQs.</w:t>
-            </w:r>
-          </w:p>
-        </w:tc>
-      </w:tr>
-    </w:tbl>
-    <w:p>
-      <w:pPr>
-        <w:spacing w:before="120" w:after="40"/>
-      </w:pPr>
-      <w:r>
-        <w:rPr>
-          <w:b/>
-          <w:color w:val="1A365D"/>
-          <w:sz w:val="19"/>
-        </w:rPr>
-        <w:t>Source PYQs testing this concept:</w:t>
-      </w:r>
-    </w:p>
-    <w:p>
-      <w:pPr>
-        <w:pStyle w:val="ListBullet"/>
-        <w:spacing w:after="40"/>
-      </w:pPr>
-      <w:r>
-        <w:rPr>
-          <w:b/>
-          <w:sz w:val="18"/>
-        </w:rPr>
-        <w:t xml:space="preserve">[2025 Shift] Q#1 (MCQ): </w:t>
-      </w:r>
-      <w:r>
-        <w:rPr>
-          <w:sz w:val="18"/>
-        </w:rPr>
-        <w:t xml:space="preserve">"A particle is in uniform circular motion. The equation of its trajectory is given by (x-2)^2+y^2=25 , where x and y are in meter. The ..."  </w:t>
-      </w:r>
-      <w:r>
-        <w:rPr>
-          <w:b/>
-          <w:color w:val="2B6CB0"/>
-          <w:sz w:val="18"/>
-        </w:rPr>
-        <w:t>[Ans: N/A]</w:t>
-      </w:r>
-    </w:p>
-    <w:p>
-      <w:pPr>
-        <w:pStyle w:val="ListBullet"/>
-        <w:spacing w:after="40"/>
-      </w:pPr>
-      <w:r>
-        <w:rPr>
-          <w:b/>
-          <w:sz w:val="18"/>
-        </w:rPr>
-        <w:t xml:space="preserve">[2023 Shift] Q#3 (MCQ): </w:t>
-      </w:r>
-      <w:r>
-        <w:rPr>
-          <w:sz w:val="18"/>
-        </w:rPr>
-        <w:t xml:space="preserve">"A particle is in uniform circular motion, related to one complete revolution of the particle, which among the statements is incorrect?..."  </w:t>
-      </w:r>
-      <w:r>
-        <w:rPr>
-          <w:b/>
-          <w:color w:val="2B6CB0"/>
-          <w:sz w:val="18"/>
-        </w:rPr>
-        <w:t>[Ans: N/A]</w:t>
-      </w:r>
-    </w:p>
-    <w:p>
-      <w:pPr>
-        <w:pStyle w:val="ListBullet"/>
-        <w:spacing w:after="40"/>
-      </w:pPr>
-      <w:r>
-        <w:rPr>
-          <w:b/>
-          <w:sz w:val="18"/>
-        </w:rPr>
-        <w:t xml:space="preserve">[2022 Shift] Q#4 (MCQ): </w:t>
-      </w:r>
-      <w:r>
-        <w:rPr>
-          <w:sz w:val="18"/>
-        </w:rPr>
-        <w:t xml:space="preserve">"A car is moving in a circular horizontal track of radius 10m with a constant speed of 10ms^-1 . A bob is suspended from the roof of th..."  </w:t>
-      </w:r>
-      <w:r>
-        <w:rPr>
-          <w:b/>
-          <w:color w:val="2B6CB0"/>
-          <w:sz w:val="18"/>
-        </w:rPr>
-        <w:t>[Ans: N/A]</w:t>
-      </w:r>
-    </w:p>
-    <w:p>
-      <w:pPr>
-        <w:spacing w:after="120"/>
-      </w:pPr>
-    </w:p>
-    <w:p>
-      <w:pPr>
-        <w:pStyle w:val="Heading2"/>
-      </w:pPr>
-      <w:r>
-        <w:rPr>
-          <w:color w:val="2B6CB0"/>
-          <w:sz w:val="24"/>
-        </w:rPr>
-        <w:t>3.2 Circular Motion — Standard Calculations &amp; Problem Archetypes (Moderate Yield — 3 PYQs)</w:t>
-      </w:r>
-    </w:p>
-    <w:p>
-      <w:r>
-        <w:rPr>
-          <w:b/>
-          <w:sz w:val="20"/>
-        </w:rPr>
-        <w:t xml:space="preserve">Core Principle: </w:t>
-      </w:r>
-      <w:r>
-        <w:rPr>
-          <w:sz w:val="20"/>
-        </w:rPr>
-        <w:t>Quantitative numerical problem-solving techniques and standard question patterns frequently seen in Circular Motion.</w:t>
-      </w:r>
-    </w:p>
-    <w:tbl>
-      <w:tblPr>
-        <w:tblW w:type="auto" w:w="0"/>
-        <w:jc w:val="center"/>
-        <w:tblLook w:firstColumn="1" w:firstRow="1" w:lastColumn="0" w:lastRow="0" w:noHBand="0" w:noVBand="1" w:val="04A0"/>
-      </w:tblPr>
-      <w:tblGrid>
-        <w:gridCol w:w="10080"/>
-      </w:tblGrid>
-      <w:tr>
-        <w:tc>
-          <w:tcPr>
-            <w:tcW w:type="dxa" w:w="10080"/>
-            <w:shd w:fill="FFF5F5"/>
-            <w:tcMar>
-              <w:top w:w="100" w:type="dxa"/>
-              <w:bottom w:w="100" w:type="dxa"/>
-              <w:left w:w="150" w:type="dxa"/>
-              <w:right w:w="150" w:type="dxa"/>
-            </w:tcMar>
-          </w:tcPr>
-          <w:p>
-            <w:r>
-              <w:rPr>
-                <w:b/>
-                <w:color w:val="C53030"/>
-                <w:sz w:val="19"/>
-              </w:rPr>
-              <w:t xml:space="preserve">⚠️ Common Trap / JEE Pitfall: </w:t>
-            </w:r>
-            <w:r>
-              <w:rPr>
-                <w:color w:val="2D3748"/>
-                <w:sz w:val="19"/>
-              </w:rPr>
-              <w:t>Watch for algebraic rounding, stoichiometric balancing, and boundary condition checks.</w:t>
-            </w:r>
-          </w:p>
-        </w:tc>
-      </w:tr>
-    </w:tbl>
-    <w:tbl>
-      <w:tblPr>
-        <w:tblW w:type="auto" w:w="0"/>
-        <w:jc w:val="center"/>
-        <w:tblLook w:firstColumn="1" w:firstRow="1" w:lastColumn="0" w:lastRow="0" w:noHBand="0" w:noVBand="1" w:val="04A0"/>
-      </w:tblPr>
-      <w:tblGrid>
-        <w:gridCol w:w="10080"/>
-      </w:tblGrid>
-      <w:tr>
-        <w:tc>
-          <w:tcPr>
-            <w:tcW w:type="dxa" w:w="10080"/>
-            <w:shd w:fill="F0FFF4"/>
-            <w:tcMar>
-              <w:top w:w="100" w:type="dxa"/>
-              <w:bottom w:w="100" w:type="dxa"/>
-              <w:left w:w="150" w:type="dxa"/>
-              <w:right w:w="150" w:type="dxa"/>
-            </w:tcMar>
-          </w:tcPr>
-          <w:p>
-            <w:r>
-              <w:rPr>
-                <w:b/>
-                <w:color w:val="276749"/>
-                <w:sz w:val="19"/>
-              </w:rPr>
-              <w:t xml:space="preserve">💡 Speed Hack / Trick: </w:t>
-            </w:r>
-            <w:r>
-              <w:rPr>
-                <w:color w:val="2D3748"/>
-                <w:sz w:val="19"/>
-              </w:rPr>
-              <w:t>Dimensional consistency checks and ratio comparisons can quickly eliminate incorrect options.</w:t>
+              <w:t>In UCM, work done by the centripetal force is always identically zero (W = 0) because vec(F)_c ⊥ vec(v).</w:t>
             </w:r>
           </w:p>
         </w:tc>
@@ -1020,7 +725,7 @@
           <w:color w:val="2B6CB0"/>
           <w:sz w:val="24"/>
         </w:rPr>
-        <w:t>3.3 Circular Motion — Applied Cases, Reactions &amp; Traps (Standard Yield — 1 PYQs)</w:t>
+        <w:t>3.2 Dynamics: Centripetal Force, Banking &amp; Turntable Slipping (Moderate Yield — 3 PYQs)</w:t>
       </w:r>
     </w:p>
     <w:p>
@@ -1035,7 +740,7 @@
         <w:rPr>
           <w:sz w:val="20"/>
         </w:rPr>
-        <w:t>Special cases, experimental observations, and conceptual traps designed to test deep understanding of Circular Motion.</w:t>
+        <w:t>Centripetal force F_c = (m v^2 / r) = m ω^2 r. Slipping on a rotating turntable: μ m g = m ω^2 r \implies ω^2 r = const. Angle of banking for frictionless turning: tanθ = (v^2 / r g).</w:t>
       </w:r>
     </w:p>
     <w:tbl>
@@ -1073,7 +778,7 @@
                 <w:color w:val="2D3748"/>
                 <w:sz w:val="19"/>
               </w:rPr>
-              <w:t>Read questions carefully for keywords like 'incorrect', 'not true', or non-standard conditions.</w:t>
+              <w:t>For turntable coin problems, distance r is inversely proportional to ω^2 (r \propto 1/ω^2). If ω is doubled, coin must be placed at 1/4 the original distance to avoid slipping.</w:t>
             </w:r>
           </w:p>
         </w:tc>
@@ -1114,7 +819,7 @@
                 <w:color w:val="2D3748"/>
                 <w:sz w:val="19"/>
               </w:rPr>
-              <w:t>Elimination of extreme or unphysical answer choices improves accuracy in assertion-reason and multiple-statement questions.</w:t>
+              <w:t>For a suspended pendulum bob inside a car rounding a curve of radius r at speed v, the string deflects by angle tanθ = (v^2 / r g) from the vertical.</w:t>
             </w:r>
           </w:p>
         </w:tc>
@@ -1143,13 +848,67 @@
           <w:b/>
           <w:sz w:val="18"/>
         </w:rPr>
-        <w:t xml:space="preserve">[2023 Shift] Q#3 (MCQ): </w:t>
+        <w:t xml:space="preserve">[2022 Shift] Q#4 (MCQ): </w:t>
       </w:r>
       <w:r>
         <w:rPr>
           <w:sz w:val="18"/>
         </w:rPr>
-        <w:t xml:space="preserve">"A particle is in uniform circular motion, related to one complete revolution of the particle, which among the statements is incorrect?..."  </w:t>
+        <w:t xml:space="preserve">"A car is moving in a circular horizontal track of radius 10m with a constant speed of 10ms^-1 . A bob is suspended from the roof of th..."  </w:t>
+      </w:r>
+      <w:r>
+        <w:rPr>
+          <w:b/>
+          <w:color w:val="2B6CB0"/>
+          <w:sz w:val="18"/>
+        </w:rPr>
+        <w:t>[Ans: N/A]</w:t>
+      </w:r>
+    </w:p>
+    <w:p>
+      <w:pPr>
+        <w:pStyle w:val="ListBullet"/>
+        <w:spacing w:after="40"/>
+      </w:pPr>
+      <w:r>
+        <w:rPr>
+          <w:b/>
+          <w:sz w:val="18"/>
+        </w:rPr>
+        <w:t xml:space="preserve">[2021 Shift] Q#1 (MCQ): </w:t>
+      </w:r>
+      <w:r>
+        <w:rPr>
+          <w:sz w:val="18"/>
+        </w:rPr>
+        <w:t xml:space="preserve">"A coin placed on a rotating turn table just slips if it is placed at a distance of 4cm from the centre. If the angular velocity of the tur..."  </w:t>
+      </w:r>
+      <w:r>
+        <w:rPr>
+          <w:b/>
+          <w:color w:val="2B6CB0"/>
+          <w:sz w:val="18"/>
+        </w:rPr>
+        <w:t>[Ans: N/A]</w:t>
+      </w:r>
+    </w:p>
+    <w:p>
+      <w:pPr>
+        <w:pStyle w:val="ListBullet"/>
+        <w:spacing w:after="40"/>
+      </w:pPr>
+      <w:r>
+        <w:rPr>
+          <w:b/>
+          <w:sz w:val="18"/>
+        </w:rPr>
+        <w:t xml:space="preserve">[2020 Shift] Q#2 (MCQ): </w:t>
+      </w:r>
+      <w:r>
+        <w:rPr>
+          <w:sz w:val="18"/>
+        </w:rPr>
+        <w:t xml:space="preserve">"One end of a string of length l is connected to a particle of mass m and the other to a small peg on a smooth horizontal table. If the p..."  </w:t>
       </w:r>
       <w:r>
         <w:rPr>
@@ -1308,7 +1067,7 @@
           <w:color w:val="1A365D"/>
           <w:sz w:val="22"/>
         </w:rPr>
-        <w:t>Benchmark Problem 2: KCET 2024 (Q#2)</w:t>
+        <w:t>Benchmark Problem 2: KCET 2022 (Q#4)</w:t>
       </w:r>
     </w:p>
     <w:p>
@@ -1319,7 +1078,7 @@
         <w:rPr>
           <w:sz w:val="20"/>
         </w:rPr>
-        <w:t>An athlete runs along a circular track of diameter 80 m . The distance travelled and the magnitude of displacement of the athlete when he covers 3/4 th of the circle is (in m )</w:t>
+        <w:t>A car is moving in a circular horizontal track of radius 10m with a constant speed of 10ms^-1 . A bob is suspended from the roof of the car by a light wire of length 1.0m . The angle made by the wire with the vertical is (in rad)</w:t>
       </w:r>
     </w:p>
     <w:p>
@@ -1331,7 +1090,7 @@
         <w:rPr>
           <w:sz w:val="19"/>
         </w:rPr>
-        <w:t>(A) 60π,40√(2)</w:t>
+        <w:t>(A) (π / 4)</w:t>
       </w:r>
     </w:p>
     <w:p>
@@ -1343,7 +1102,7 @@
         <w:rPr>
           <w:sz w:val="19"/>
         </w:rPr>
-        <w:t>(B) 40π,60√(2)</w:t>
+        <w:t>(B) zero</w:t>
       </w:r>
     </w:p>
     <w:p>
@@ -1355,7 +1114,7 @@
         <w:rPr>
           <w:sz w:val="19"/>
         </w:rPr>
-        <w:t>(C) 120π,80√(2)</w:t>
+        <w:t>(C) (π / 3)</w:t>
       </w:r>
     </w:p>
     <w:p>
@@ -1367,7 +1126,7 @@
         <w:rPr>
           <w:sz w:val="19"/>
         </w:rPr>
-        <w:t>(D) 80π,120√(2)</w:t>
+        <w:t>(D) (π / 6)</w:t>
       </w:r>
     </w:p>
     <w:tbl>
@@ -1408,7 +1167,7 @@
               </w:rPr>
               <w:t>Solution Analysis:</w:t>
               <w:br/>
-              <w:t>Given, diameter,d=80m ∴ r=40m Distance travelled after completion of(3 / 4)revolution =(3 / 4) × 2π r=(3π / 2) × 40=60π m Displacement =√(r^2)+r^2=r√(2)=40√(2)m</w:t>
+              <w:t>Radius of circular track, r=10m speed of car, v=10m/s The given situation is shown below Tsinθ =\fracmv^2r.... (i) Tcosθ =mg.... (ii) Dividing Eq. (i) by Eq. (ii), we get (Tsinθ / Tcosθ)=\fracmv^2/rmg ⇒ tanθ=\fracv^2rg=\frac10^210 × 10=1 ⇒ tanθ=tan45° ⇒ θ=45°=(π / 4)rad</w:t>
             </w:r>
           </w:p>
         </w:tc>
